--- a/data/Dialogues Bilateral_Brazil - European Union Digital Dialogue.docx
+++ b/data/Dialogues Bilateral_Brazil - European Union Digital Dialogue.docx
@@ -2,13 +2,13 @@
 <file path=word/document.xml><?xml version="1.0" encoding="utf-8"?>
 <w:document xmlns:w="http://schemas.openxmlformats.org/wordprocessingml/2006/main" xmlns:m="http://schemas.openxmlformats.org/officeDocument/2006/math" xmlns:r="http://schemas.openxmlformats.org/officeDocument/2006/relationships" xmlns:o="urn:schemas-microsoft-com:office:office" xmlns:v="urn:schemas-microsoft-com:vml" xmlns:w10="urn:schemas-microsoft-com:office:word" xmlns:a="http://schemas.openxmlformats.org/drawingml/2006/main" xmlns:pic="http://schemas.openxmlformats.org/drawingml/2006/picture" xmlns:wp="http://schemas.openxmlformats.org/drawingml/2006/wordprocessingDrawing">
   <w:body>
-    <w:bookmarkStart w:id="26" w:name="Xd6aa4a42d97ecaf8add36f63db11a43e3d68339"/>
+    <w:bookmarkStart w:id="26" w:name="document-title-not-available"/>
     <w:p>
       <w:pPr>
         <w:pStyle w:val="Heading1"/>
       </w:pPr>
       <w:r>
-        <w:t xml:space="preserve">12th Brazil - European Union Digital Dialogue Summary</w:t>
+        <w:t xml:space="preserve">Document Title Not Available</w:t>
       </w:r>
     </w:p>
     <w:p>
@@ -142,7 +142,7 @@
               <w:pStyle w:val="Compact"/>
             </w:pPr>
             <w:r>
-              <w:t xml:space="preserve">European Union</w:t>
+              <w:t xml:space="preserve">Brazil; European Union; EU Delegations</w:t>
             </w:r>
           </w:p>
         </w:tc>
@@ -158,68 +158,14 @@
         <w:t xml:space="preserve">Main Themes</w:t>
       </w:r>
     </w:p>
-    <w:tbl>
-      <w:tblPr>
-        <w:tblStyle w:val="Table"/>
-        <w:tblW w:type="auto" w:w="0"/>
-        <w:tblLook w:firstRow="1" w:lastRow="0" w:firstColumn="0" w:lastColumn="0" w:noHBand="0" w:noVBand="0" w:val="0020"/>
-      </w:tblPr>
-      <w:tblGrid>
-        <w:gridCol w:w="3960"/>
-        <w:gridCol w:w="3960"/>
-      </w:tblGrid>
-      <w:tr>
-        <w:trPr>
-          <w:tblHeader w:val="on"/>
-        </w:trPr>
-        <w:tc>
-          <w:tcPr/>
-          <w:p>
-            <w:pPr>
-              <w:pStyle w:val="Compact"/>
-            </w:pPr>
-            <w:r>
-              <w:t xml:space="preserve">Category</w:t>
-            </w:r>
-          </w:p>
-        </w:tc>
-        <w:tc>
-          <w:tcPr/>
-          <w:p>
-            <w:pPr>
-              <w:pStyle w:val="Compact"/>
-            </w:pPr>
-            <w:r>
-              <w:t xml:space="preserve">Subcategory</w:t>
-            </w:r>
-          </w:p>
-        </w:tc>
-      </w:tr>
-      <w:tr>
-        <w:tc>
-          <w:tcPr/>
-          <w:p>
-            <w:pPr>
-              <w:pStyle w:val="Compact"/>
-            </w:pPr>
-            <w:r>
-              <w:t xml:space="preserve">Regional &amp; International Cooperation</w:t>
-            </w:r>
-          </w:p>
-        </w:tc>
-        <w:tc>
-          <w:tcPr/>
-          <w:p>
-            <w:pPr>
-              <w:pStyle w:val="Compact"/>
-            </w:pPr>
-            <w:r>
-              <w:t xml:space="preserve">EU-Brazil Digital Dialogue</w:t>
-            </w:r>
-          </w:p>
-        </w:tc>
-      </w:tr>
-    </w:tbl>
+    <w:p>
+      <w:pPr>
+        <w:pStyle w:val="FirstParagraph"/>
+      </w:pPr>
+      <w:r>
+        <w:t xml:space="preserve">No themes identified.</w:t>
+      </w:r>
+    </w:p>
     <w:bookmarkEnd w:id="23"/>
     <w:bookmarkStart w:id="24" w:name="practical-applications"/>
     <w:p>
